--- a/Progres-Fatimah/folder mubarak/17. Permohonan Mutasi BPDAS Konaweeha.docx
+++ b/Progres-Fatimah/folder mubarak/17. Permohonan Mutasi BPDAS Konaweeha.docx
@@ -53,13 +53,23 @@
           <w:szCs w:val="24"/>
         </w:rPr>
       </w:pPr>
-      <w:r>
-        <w:rPr>
-          <w:rFonts w:ascii="Tahoma" w:hAnsi="Tahoma" w:cs="Tahoma"/>
-          <w:sz w:val="24"/>
-          <w:szCs w:val="24"/>
-        </w:rPr>
-        <w:t xml:space="preserve">Nomor </w:t>
+      <w:proofErr w:type="spellStart"/>
+      <w:r>
+        <w:rPr>
+          <w:rFonts w:ascii="Tahoma" w:hAnsi="Tahoma" w:cs="Tahoma"/>
+          <w:sz w:val="24"/>
+          <w:szCs w:val="24"/>
+        </w:rPr>
+        <w:t>Nomor</w:t>
+      </w:r>
+      <w:proofErr w:type="spellEnd"/>
+      <w:r>
+        <w:rPr>
+          <w:rFonts w:ascii="Tahoma" w:hAnsi="Tahoma" w:cs="Tahoma"/>
+          <w:sz w:val="24"/>
+          <w:szCs w:val="24"/>
+        </w:rPr>
+        <w:t xml:space="preserve"> </w:t>
       </w:r>
       <w:r>
         <w:rPr>
@@ -158,8 +168,18 @@
           <w:sz w:val="24"/>
           <w:szCs w:val="24"/>
         </w:rPr>
-        <w:t xml:space="preserve"> Berkas</w:t>
-      </w:r>
+        <w:t xml:space="preserve"> </w:t>
+      </w:r>
+      <w:proofErr w:type="spellStart"/>
+      <w:r>
+        <w:rPr>
+          <w:rFonts w:ascii="Tahoma" w:hAnsi="Tahoma" w:cs="Tahoma"/>
+          <w:sz w:val="24"/>
+          <w:szCs w:val="24"/>
+        </w:rPr>
+        <w:t>Berkas</w:t>
+      </w:r>
+      <w:proofErr w:type="spellEnd"/>
     </w:p>
     <w:p>
       <w:pPr>
@@ -200,6 +220,7 @@
         </w:rPr>
         <w:tab/>
       </w:r>
+      <w:proofErr w:type="spellStart"/>
       <w:r>
         <w:rPr>
           <w:rFonts w:ascii="Tahoma" w:hAnsi="Tahoma" w:cs="Tahoma"/>
@@ -208,8 +229,9 @@
           <w:szCs w:val="24"/>
           <w:u w:val="single"/>
         </w:rPr>
-        <w:t xml:space="preserve">Permohonan </w:t>
-      </w:r>
+        <w:t>Permohonan</w:t>
+      </w:r>
+      <w:proofErr w:type="spellEnd"/>
       <w:r>
         <w:rPr>
           <w:rFonts w:ascii="Tahoma" w:hAnsi="Tahoma" w:cs="Tahoma"/>
@@ -218,8 +240,9 @@
           <w:szCs w:val="24"/>
           <w:u w:val="single"/>
         </w:rPr>
-        <w:t xml:space="preserve">Rekomendasi </w:t>
-      </w:r>
+        <w:t xml:space="preserve"> </w:t>
+      </w:r>
+      <w:proofErr w:type="spellStart"/>
       <w:r>
         <w:rPr>
           <w:rFonts w:ascii="Tahoma" w:hAnsi="Tahoma" w:cs="Tahoma"/>
@@ -228,7 +251,40 @@
           <w:szCs w:val="24"/>
           <w:u w:val="single"/>
         </w:rPr>
-        <w:t>Pindah Wilayah Kerja</w:t>
+        <w:t>Rekomendasi</w:t>
+      </w:r>
+      <w:proofErr w:type="spellEnd"/>
+      <w:r>
+        <w:rPr>
+          <w:rFonts w:ascii="Tahoma" w:hAnsi="Tahoma" w:cs="Tahoma"/>
+          <w:b/>
+          <w:sz w:val="24"/>
+          <w:szCs w:val="24"/>
+          <w:u w:val="single"/>
+        </w:rPr>
+        <w:t xml:space="preserve"> </w:t>
+      </w:r>
+      <w:proofErr w:type="spellStart"/>
+      <w:r>
+        <w:rPr>
+          <w:rFonts w:ascii="Tahoma" w:hAnsi="Tahoma" w:cs="Tahoma"/>
+          <w:b/>
+          <w:sz w:val="24"/>
+          <w:szCs w:val="24"/>
+          <w:u w:val="single"/>
+        </w:rPr>
+        <w:t>Pindah</w:t>
+      </w:r>
+      <w:proofErr w:type="spellEnd"/>
+      <w:r>
+        <w:rPr>
+          <w:rFonts w:ascii="Tahoma" w:hAnsi="Tahoma" w:cs="Tahoma"/>
+          <w:b/>
+          <w:sz w:val="24"/>
+          <w:szCs w:val="24"/>
+          <w:u w:val="single"/>
+        </w:rPr>
+        <w:t xml:space="preserve"> Wilayah Kerja</w:t>
       </w:r>
     </w:p>
     <w:p>
@@ -250,13 +306,41 @@
           <w:szCs w:val="24"/>
         </w:rPr>
       </w:pPr>
-      <w:r>
-        <w:rPr>
-          <w:rFonts w:ascii="Tahoma" w:hAnsi="Tahoma" w:cs="Tahoma"/>
-          <w:sz w:val="24"/>
-          <w:szCs w:val="24"/>
-        </w:rPr>
-        <w:t>Kepada Yth.</w:t>
+      <w:proofErr w:type="spellStart"/>
+      <w:r>
+        <w:rPr>
+          <w:rFonts w:ascii="Tahoma" w:hAnsi="Tahoma" w:cs="Tahoma"/>
+          <w:sz w:val="24"/>
+          <w:szCs w:val="24"/>
+        </w:rPr>
+        <w:t>Kepada</w:t>
+      </w:r>
+      <w:proofErr w:type="spellEnd"/>
+      <w:r>
+        <w:rPr>
+          <w:rFonts w:ascii="Tahoma" w:hAnsi="Tahoma" w:cs="Tahoma"/>
+          <w:sz w:val="24"/>
+          <w:szCs w:val="24"/>
+        </w:rPr>
+        <w:t xml:space="preserve"> </w:t>
+      </w:r>
+      <w:proofErr w:type="spellStart"/>
+      <w:r>
+        <w:rPr>
+          <w:rFonts w:ascii="Tahoma" w:hAnsi="Tahoma" w:cs="Tahoma"/>
+          <w:sz w:val="24"/>
+          <w:szCs w:val="24"/>
+        </w:rPr>
+        <w:t>Yth</w:t>
+      </w:r>
+      <w:proofErr w:type="spellEnd"/>
+      <w:r>
+        <w:rPr>
+          <w:rFonts w:ascii="Tahoma" w:hAnsi="Tahoma" w:cs="Tahoma"/>
+          <w:sz w:val="24"/>
+          <w:szCs w:val="24"/>
+        </w:rPr>
+        <w:t>.</w:t>
       </w:r>
     </w:p>
     <w:p>
@@ -268,14 +352,61 @@
           <w:szCs w:val="24"/>
         </w:rPr>
       </w:pPr>
-      <w:r>
-        <w:rPr>
-          <w:rFonts w:ascii="Tahoma" w:hAnsi="Tahoma" w:cs="Tahoma"/>
-          <w:sz w:val="24"/>
-          <w:szCs w:val="24"/>
-        </w:rPr>
-        <w:t xml:space="preserve">Kepala Balai Pengelolaan DAS dan Hutan Lindung (BPDASHL) </w:t>
-      </w:r>
+      <w:proofErr w:type="spellStart"/>
+      <w:r>
+        <w:rPr>
+          <w:rFonts w:ascii="Tahoma" w:hAnsi="Tahoma" w:cs="Tahoma"/>
+          <w:sz w:val="24"/>
+          <w:szCs w:val="24"/>
+        </w:rPr>
+        <w:t>Kepala</w:t>
+      </w:r>
+      <w:proofErr w:type="spellEnd"/>
+      <w:r>
+        <w:rPr>
+          <w:rFonts w:ascii="Tahoma" w:hAnsi="Tahoma" w:cs="Tahoma"/>
+          <w:sz w:val="24"/>
+          <w:szCs w:val="24"/>
+        </w:rPr>
+        <w:t xml:space="preserve"> Balai </w:t>
+      </w:r>
+      <w:proofErr w:type="spellStart"/>
+      <w:r>
+        <w:rPr>
+          <w:rFonts w:ascii="Tahoma" w:hAnsi="Tahoma" w:cs="Tahoma"/>
+          <w:sz w:val="24"/>
+          <w:szCs w:val="24"/>
+        </w:rPr>
+        <w:t>Pengelolaan</w:t>
+      </w:r>
+      <w:proofErr w:type="spellEnd"/>
+      <w:r>
+        <w:rPr>
+          <w:rFonts w:ascii="Tahoma" w:hAnsi="Tahoma" w:cs="Tahoma"/>
+          <w:sz w:val="24"/>
+          <w:szCs w:val="24"/>
+        </w:rPr>
+        <w:t xml:space="preserve"> DAS dan Hutan </w:t>
+      </w:r>
+      <w:proofErr w:type="spellStart"/>
+      <w:r>
+        <w:rPr>
+          <w:rFonts w:ascii="Tahoma" w:hAnsi="Tahoma" w:cs="Tahoma"/>
+          <w:sz w:val="24"/>
+          <w:szCs w:val="24"/>
+        </w:rPr>
+        <w:t>Lindung</w:t>
+      </w:r>
+      <w:proofErr w:type="spellEnd"/>
+      <w:r>
+        <w:rPr>
+          <w:rFonts w:ascii="Tahoma" w:hAnsi="Tahoma" w:cs="Tahoma"/>
+          <w:sz w:val="24"/>
+          <w:szCs w:val="24"/>
+        </w:rPr>
+        <w:t xml:space="preserve"> (BPDASHL) </w:t>
+      </w:r>
+      <w:proofErr w:type="spellStart"/>
       <w:r>
         <w:rPr>
           <w:rFonts w:ascii="Tahoma" w:hAnsi="Tahoma" w:cs="Tahoma"/>
@@ -284,6 +415,7 @@
         </w:rPr>
         <w:t>Konaweeha</w:t>
       </w:r>
+      <w:proofErr w:type="spellEnd"/>
     </w:p>
     <w:p>
       <w:pPr>
@@ -370,8 +502,82 @@
           <w:sz w:val="24"/>
           <w:szCs w:val="24"/>
         </w:rPr>
-        <w:t>Yang bertanda tangan di bawah ini :</w:t>
-      </w:r>
+        <w:t xml:space="preserve">Yang </w:t>
+      </w:r>
+      <w:proofErr w:type="spellStart"/>
+      <w:r>
+        <w:rPr>
+          <w:rFonts w:ascii="Tahoma" w:hAnsi="Tahoma" w:cs="Tahoma"/>
+          <w:sz w:val="24"/>
+          <w:szCs w:val="24"/>
+        </w:rPr>
+        <w:t>bertanda</w:t>
+      </w:r>
+      <w:proofErr w:type="spellEnd"/>
+      <w:r>
+        <w:rPr>
+          <w:rFonts w:ascii="Tahoma" w:hAnsi="Tahoma" w:cs="Tahoma"/>
+          <w:sz w:val="24"/>
+          <w:szCs w:val="24"/>
+        </w:rPr>
+        <w:t xml:space="preserve"> </w:t>
+      </w:r>
+      <w:proofErr w:type="spellStart"/>
+      <w:r>
+        <w:rPr>
+          <w:rFonts w:ascii="Tahoma" w:hAnsi="Tahoma" w:cs="Tahoma"/>
+          <w:sz w:val="24"/>
+          <w:szCs w:val="24"/>
+        </w:rPr>
+        <w:t>tangan</w:t>
+      </w:r>
+      <w:proofErr w:type="spellEnd"/>
+      <w:r>
+        <w:rPr>
+          <w:rFonts w:ascii="Tahoma" w:hAnsi="Tahoma" w:cs="Tahoma"/>
+          <w:sz w:val="24"/>
+          <w:szCs w:val="24"/>
+        </w:rPr>
+        <w:t xml:space="preserve"> di </w:t>
+      </w:r>
+      <w:proofErr w:type="spellStart"/>
+      <w:r>
+        <w:rPr>
+          <w:rFonts w:ascii="Tahoma" w:hAnsi="Tahoma" w:cs="Tahoma"/>
+          <w:sz w:val="24"/>
+          <w:szCs w:val="24"/>
+        </w:rPr>
+        <w:t>bawah</w:t>
+      </w:r>
+      <w:proofErr w:type="spellEnd"/>
+      <w:r>
+        <w:rPr>
+          <w:rFonts w:ascii="Tahoma" w:hAnsi="Tahoma" w:cs="Tahoma"/>
+          <w:sz w:val="24"/>
+          <w:szCs w:val="24"/>
+        </w:rPr>
+        <w:t xml:space="preserve"> </w:t>
+      </w:r>
+      <w:proofErr w:type="spellStart"/>
+      <w:proofErr w:type="gramStart"/>
+      <w:r>
+        <w:rPr>
+          <w:rFonts w:ascii="Tahoma" w:hAnsi="Tahoma" w:cs="Tahoma"/>
+          <w:sz w:val="24"/>
+          <w:szCs w:val="24"/>
+        </w:rPr>
+        <w:t>ini</w:t>
+      </w:r>
+      <w:proofErr w:type="spellEnd"/>
+      <w:r>
+        <w:rPr>
+          <w:rFonts w:ascii="Tahoma" w:hAnsi="Tahoma" w:cs="Tahoma"/>
+          <w:sz w:val="24"/>
+          <w:szCs w:val="24"/>
+        </w:rPr>
+        <w:t xml:space="preserve"> :</w:t>
+      </w:r>
+      <w:proofErr w:type="gramEnd"/>
     </w:p>
     <w:p>
       <w:pPr>
@@ -419,8 +625,41 @@
           <w:sz w:val="24"/>
           <w:szCs w:val="24"/>
         </w:rPr>
-        <w:t>Putri Wulan, S.Si., M.Eng</w:t>
-      </w:r>
+        <w:t xml:space="preserve">Putri Wulan, </w:t>
+      </w:r>
+      <w:proofErr w:type="spellStart"/>
+      <w:r>
+        <w:rPr>
+          <w:rFonts w:ascii="Tahoma" w:hAnsi="Tahoma" w:cs="Tahoma"/>
+          <w:b/>
+          <w:sz w:val="24"/>
+          <w:szCs w:val="24"/>
+        </w:rPr>
+        <w:t>S.Si</w:t>
+      </w:r>
+      <w:proofErr w:type="spellEnd"/>
+      <w:r>
+        <w:rPr>
+          <w:rFonts w:ascii="Tahoma" w:hAnsi="Tahoma" w:cs="Tahoma"/>
+          <w:b/>
+          <w:sz w:val="24"/>
+          <w:szCs w:val="24"/>
+        </w:rPr>
+        <w:t xml:space="preserve">., </w:t>
+      </w:r>
+      <w:proofErr w:type="spellStart"/>
+      <w:proofErr w:type="gramStart"/>
+      <w:r>
+        <w:rPr>
+          <w:rFonts w:ascii="Tahoma" w:hAnsi="Tahoma" w:cs="Tahoma"/>
+          <w:b/>
+          <w:sz w:val="24"/>
+          <w:szCs w:val="24"/>
+        </w:rPr>
+        <w:t>M.Eng</w:t>
+      </w:r>
+      <w:proofErr w:type="spellEnd"/>
+      <w:proofErr w:type="gramEnd"/>
     </w:p>
     <w:p>
       <w:pPr>
@@ -485,13 +724,41 @@
           <w:szCs w:val="24"/>
         </w:rPr>
       </w:pPr>
-      <w:r>
-        <w:rPr>
-          <w:rFonts w:ascii="Tahoma" w:hAnsi="Tahoma" w:cs="Tahoma"/>
-          <w:sz w:val="24"/>
-          <w:szCs w:val="24"/>
-        </w:rPr>
-        <w:t xml:space="preserve">Pangkat/Golongan </w:t>
+      <w:proofErr w:type="spellStart"/>
+      <w:r>
+        <w:rPr>
+          <w:rFonts w:ascii="Tahoma" w:hAnsi="Tahoma" w:cs="Tahoma"/>
+          <w:sz w:val="24"/>
+          <w:szCs w:val="24"/>
+        </w:rPr>
+        <w:t>Pangkat</w:t>
+      </w:r>
+      <w:proofErr w:type="spellEnd"/>
+      <w:r>
+        <w:rPr>
+          <w:rFonts w:ascii="Tahoma" w:hAnsi="Tahoma" w:cs="Tahoma"/>
+          <w:sz w:val="24"/>
+          <w:szCs w:val="24"/>
+        </w:rPr>
+        <w:t>/</w:t>
+      </w:r>
+      <w:proofErr w:type="spellStart"/>
+      <w:r>
+        <w:rPr>
+          <w:rFonts w:ascii="Tahoma" w:hAnsi="Tahoma" w:cs="Tahoma"/>
+          <w:sz w:val="24"/>
+          <w:szCs w:val="24"/>
+        </w:rPr>
+        <w:t>Golongan</w:t>
+      </w:r>
+      <w:proofErr w:type="spellEnd"/>
+      <w:r>
+        <w:rPr>
+          <w:rFonts w:ascii="Tahoma" w:hAnsi="Tahoma" w:cs="Tahoma"/>
+          <w:sz w:val="24"/>
+          <w:szCs w:val="24"/>
+        </w:rPr>
+        <w:t xml:space="preserve"> </w:t>
       </w:r>
       <w:r>
         <w:rPr>
@@ -509,7 +776,24 @@
           <w:szCs w:val="24"/>
         </w:rPr>
         <w:tab/>
-        <w:t>Penata, III/</w:t>
+      </w:r>
+      <w:proofErr w:type="spellStart"/>
+      <w:r>
+        <w:rPr>
+          <w:rFonts w:ascii="Tahoma" w:hAnsi="Tahoma" w:cs="Tahoma"/>
+          <w:sz w:val="24"/>
+          <w:szCs w:val="24"/>
+        </w:rPr>
+        <w:t>Penata</w:t>
+      </w:r>
+      <w:proofErr w:type="spellEnd"/>
+      <w:r>
+        <w:rPr>
+          <w:rFonts w:ascii="Tahoma" w:hAnsi="Tahoma" w:cs="Tahoma"/>
+          <w:sz w:val="24"/>
+          <w:szCs w:val="24"/>
+        </w:rPr>
+        <w:t>, III/</w:t>
       </w:r>
       <w:r>
         <w:rPr>
@@ -530,13 +814,23 @@
           <w:szCs w:val="24"/>
         </w:rPr>
       </w:pPr>
-      <w:r>
-        <w:rPr>
-          <w:rFonts w:ascii="Tahoma" w:hAnsi="Tahoma" w:cs="Tahoma"/>
-          <w:sz w:val="24"/>
-          <w:szCs w:val="24"/>
-        </w:rPr>
-        <w:t xml:space="preserve">Jabatan </w:t>
+      <w:proofErr w:type="spellStart"/>
+      <w:r>
+        <w:rPr>
+          <w:rFonts w:ascii="Tahoma" w:hAnsi="Tahoma" w:cs="Tahoma"/>
+          <w:sz w:val="24"/>
+          <w:szCs w:val="24"/>
+        </w:rPr>
+        <w:t>Jabatan</w:t>
+      </w:r>
+      <w:proofErr w:type="spellEnd"/>
+      <w:r>
+        <w:rPr>
+          <w:rFonts w:ascii="Tahoma" w:hAnsi="Tahoma" w:cs="Tahoma"/>
+          <w:sz w:val="24"/>
+          <w:szCs w:val="24"/>
+        </w:rPr>
+        <w:t xml:space="preserve"> </w:t>
       </w:r>
       <w:r>
         <w:rPr>
@@ -556,13 +850,41 @@
         </w:rPr>
         <w:t xml:space="preserve">Staf </w:t>
       </w:r>
-      <w:r>
-        <w:rPr>
-          <w:rFonts w:ascii="Tahoma" w:hAnsi="Tahoma" w:cs="Tahoma"/>
-          <w:sz w:val="24"/>
-          <w:szCs w:val="24"/>
-        </w:rPr>
-        <w:t>Pengelolaan DAS dan Hutan Lindung (BPDAS</w:t>
+      <w:proofErr w:type="spellStart"/>
+      <w:r>
+        <w:rPr>
+          <w:rFonts w:ascii="Tahoma" w:hAnsi="Tahoma" w:cs="Tahoma"/>
+          <w:sz w:val="24"/>
+          <w:szCs w:val="24"/>
+        </w:rPr>
+        <w:t>Pengelolaan</w:t>
+      </w:r>
+      <w:proofErr w:type="spellEnd"/>
+      <w:r>
+        <w:rPr>
+          <w:rFonts w:ascii="Tahoma" w:hAnsi="Tahoma" w:cs="Tahoma"/>
+          <w:sz w:val="24"/>
+          <w:szCs w:val="24"/>
+        </w:rPr>
+        <w:t xml:space="preserve"> DAS dan Hutan </w:t>
+      </w:r>
+      <w:proofErr w:type="spellStart"/>
+      <w:r>
+        <w:rPr>
+          <w:rFonts w:ascii="Tahoma" w:hAnsi="Tahoma" w:cs="Tahoma"/>
+          <w:sz w:val="24"/>
+          <w:szCs w:val="24"/>
+        </w:rPr>
+        <w:t>Lindung</w:t>
+      </w:r>
+      <w:proofErr w:type="spellEnd"/>
+      <w:r>
+        <w:rPr>
+          <w:rFonts w:ascii="Tahoma" w:hAnsi="Tahoma" w:cs="Tahoma"/>
+          <w:sz w:val="24"/>
+          <w:szCs w:val="24"/>
+        </w:rPr>
+        <w:t xml:space="preserve"> (BPDAS</w:t>
       </w:r>
       <w:r>
         <w:rPr>
@@ -580,6 +902,7 @@
         </w:rPr>
         <w:t xml:space="preserve">) </w:t>
       </w:r>
+      <w:proofErr w:type="spellStart"/>
       <w:r>
         <w:rPr>
           <w:rFonts w:ascii="Tahoma" w:hAnsi="Tahoma" w:cs="Tahoma"/>
@@ -588,6 +911,7 @@
         </w:rPr>
         <w:t>Konaweeha</w:t>
       </w:r>
+      <w:proofErr w:type="spellEnd"/>
       <w:r>
         <w:rPr>
           <w:rFonts w:ascii="Tahoma" w:hAnsi="Tahoma" w:cs="Tahoma"/>
@@ -613,7 +937,25 @@
           <w:sz w:val="24"/>
           <w:szCs w:val="24"/>
         </w:rPr>
-        <w:t xml:space="preserve">Unit Kerja </w:t>
+        <w:t xml:space="preserve">Unit </w:t>
+      </w:r>
+      <w:proofErr w:type="spellStart"/>
+      <w:r>
+        <w:rPr>
+          <w:rFonts w:ascii="Tahoma" w:hAnsi="Tahoma" w:cs="Tahoma"/>
+          <w:sz w:val="24"/>
+          <w:szCs w:val="24"/>
+        </w:rPr>
+        <w:t>Kerja</w:t>
+      </w:r>
+      <w:proofErr w:type="spellEnd"/>
+      <w:r>
+        <w:rPr>
+          <w:rFonts w:ascii="Tahoma" w:hAnsi="Tahoma" w:cs="Tahoma"/>
+          <w:sz w:val="24"/>
+          <w:szCs w:val="24"/>
+        </w:rPr>
+        <w:t xml:space="preserve"> </w:t>
       </w:r>
       <w:r>
         <w:rPr>
@@ -624,13 +966,41 @@
         <w:tab/>
         <w:t xml:space="preserve">: </w:t>
       </w:r>
-      <w:r>
-        <w:rPr>
-          <w:rFonts w:ascii="Tahoma" w:hAnsi="Tahoma" w:cs="Tahoma"/>
-          <w:sz w:val="24"/>
-          <w:szCs w:val="24"/>
-        </w:rPr>
-        <w:t>Pengelolaan DAS dan Hutan Lindung (BPDAS</w:t>
+      <w:proofErr w:type="spellStart"/>
+      <w:r>
+        <w:rPr>
+          <w:rFonts w:ascii="Tahoma" w:hAnsi="Tahoma" w:cs="Tahoma"/>
+          <w:sz w:val="24"/>
+          <w:szCs w:val="24"/>
+        </w:rPr>
+        <w:t>Pengelolaan</w:t>
+      </w:r>
+      <w:proofErr w:type="spellEnd"/>
+      <w:r>
+        <w:rPr>
+          <w:rFonts w:ascii="Tahoma" w:hAnsi="Tahoma" w:cs="Tahoma"/>
+          <w:sz w:val="24"/>
+          <w:szCs w:val="24"/>
+        </w:rPr>
+        <w:t xml:space="preserve"> DAS dan Hutan </w:t>
+      </w:r>
+      <w:proofErr w:type="spellStart"/>
+      <w:r>
+        <w:rPr>
+          <w:rFonts w:ascii="Tahoma" w:hAnsi="Tahoma" w:cs="Tahoma"/>
+          <w:sz w:val="24"/>
+          <w:szCs w:val="24"/>
+        </w:rPr>
+        <w:t>Lindung</w:t>
+      </w:r>
+      <w:proofErr w:type="spellEnd"/>
+      <w:r>
+        <w:rPr>
+          <w:rFonts w:ascii="Tahoma" w:hAnsi="Tahoma" w:cs="Tahoma"/>
+          <w:sz w:val="24"/>
+          <w:szCs w:val="24"/>
+        </w:rPr>
+        <w:t xml:space="preserve"> (BPDAS</w:t>
       </w:r>
       <w:r>
         <w:rPr>
@@ -648,13 +1018,23 @@
         </w:rPr>
         <w:t xml:space="preserve">) </w:t>
       </w:r>
-      <w:r>
-        <w:rPr>
-          <w:rFonts w:ascii="Tahoma" w:hAnsi="Tahoma" w:cs="Tahoma"/>
-          <w:sz w:val="24"/>
-          <w:szCs w:val="24"/>
-        </w:rPr>
-        <w:t>Konaweeha Kementerian Kehutanan</w:t>
+      <w:proofErr w:type="spellStart"/>
+      <w:r>
+        <w:rPr>
+          <w:rFonts w:ascii="Tahoma" w:hAnsi="Tahoma" w:cs="Tahoma"/>
+          <w:sz w:val="24"/>
+          <w:szCs w:val="24"/>
+        </w:rPr>
+        <w:t>Konaweeha</w:t>
+      </w:r>
+      <w:proofErr w:type="spellEnd"/>
+      <w:r>
+        <w:rPr>
+          <w:rFonts w:ascii="Tahoma" w:hAnsi="Tahoma" w:cs="Tahoma"/>
+          <w:sz w:val="24"/>
+          <w:szCs w:val="24"/>
+        </w:rPr>
+        <w:t xml:space="preserve"> Kementerian Kehutanan</w:t>
       </w:r>
     </w:p>
     <w:p>
@@ -698,29 +1078,139 @@
           <w:szCs w:val="24"/>
         </w:rPr>
       </w:pPr>
-      <w:r>
-        <w:rPr>
-          <w:rFonts w:ascii="Tahoma" w:hAnsi="Tahoma" w:cs="Tahoma"/>
-          <w:sz w:val="24"/>
-          <w:szCs w:val="24"/>
-        </w:rPr>
-        <w:t>Mengajukan permohonan pindah wilayah Kerja da</w:t>
-      </w:r>
-      <w:r>
-        <w:rPr>
-          <w:rFonts w:ascii="Tahoma" w:hAnsi="Tahoma" w:cs="Tahoma"/>
-          <w:sz w:val="24"/>
-          <w:szCs w:val="24"/>
-        </w:rPr>
-        <w:t xml:space="preserve">ri </w:t>
-      </w:r>
-      <w:r>
-        <w:rPr>
-          <w:rFonts w:ascii="Tahoma" w:hAnsi="Tahoma" w:cs="Tahoma"/>
-          <w:sz w:val="24"/>
-          <w:szCs w:val="24"/>
-        </w:rPr>
-        <w:t>Pengelolaan DAS dan Hutan Lindung (BPDAS</w:t>
+      <w:proofErr w:type="spellStart"/>
+      <w:r>
+        <w:rPr>
+          <w:rFonts w:ascii="Tahoma" w:hAnsi="Tahoma" w:cs="Tahoma"/>
+          <w:sz w:val="24"/>
+          <w:szCs w:val="24"/>
+        </w:rPr>
+        <w:t>Mengajukan</w:t>
+      </w:r>
+      <w:proofErr w:type="spellEnd"/>
+      <w:r>
+        <w:rPr>
+          <w:rFonts w:ascii="Tahoma" w:hAnsi="Tahoma" w:cs="Tahoma"/>
+          <w:sz w:val="24"/>
+          <w:szCs w:val="24"/>
+        </w:rPr>
+        <w:t xml:space="preserve"> </w:t>
+      </w:r>
+      <w:proofErr w:type="spellStart"/>
+      <w:r>
+        <w:rPr>
+          <w:rFonts w:ascii="Tahoma" w:hAnsi="Tahoma" w:cs="Tahoma"/>
+          <w:sz w:val="24"/>
+          <w:szCs w:val="24"/>
+        </w:rPr>
+        <w:t>permohonan</w:t>
+      </w:r>
+      <w:proofErr w:type="spellEnd"/>
+      <w:r>
+        <w:rPr>
+          <w:rFonts w:ascii="Tahoma" w:hAnsi="Tahoma" w:cs="Tahoma"/>
+          <w:sz w:val="24"/>
+          <w:szCs w:val="24"/>
+        </w:rPr>
+        <w:t xml:space="preserve"> </w:t>
+      </w:r>
+      <w:proofErr w:type="spellStart"/>
+      <w:r>
+        <w:rPr>
+          <w:rFonts w:ascii="Tahoma" w:hAnsi="Tahoma" w:cs="Tahoma"/>
+          <w:sz w:val="24"/>
+          <w:szCs w:val="24"/>
+        </w:rPr>
+        <w:t>pindah</w:t>
+      </w:r>
+      <w:proofErr w:type="spellEnd"/>
+      <w:r>
+        <w:rPr>
+          <w:rFonts w:ascii="Tahoma" w:hAnsi="Tahoma" w:cs="Tahoma"/>
+          <w:sz w:val="24"/>
+          <w:szCs w:val="24"/>
+        </w:rPr>
+        <w:t xml:space="preserve"> wilayah </w:t>
+      </w:r>
+      <w:proofErr w:type="spellStart"/>
+      <w:r>
+        <w:rPr>
+          <w:rFonts w:ascii="Tahoma" w:hAnsi="Tahoma" w:cs="Tahoma"/>
+          <w:sz w:val="24"/>
+          <w:szCs w:val="24"/>
+        </w:rPr>
+        <w:t>Kerja</w:t>
+      </w:r>
+      <w:proofErr w:type="spellEnd"/>
+      <w:r>
+        <w:rPr>
+          <w:rFonts w:ascii="Tahoma" w:hAnsi="Tahoma" w:cs="Tahoma"/>
+          <w:sz w:val="24"/>
+          <w:szCs w:val="24"/>
+        </w:rPr>
+        <w:t xml:space="preserve"> </w:t>
+      </w:r>
+      <w:proofErr w:type="spellStart"/>
+      <w:r>
+        <w:rPr>
+          <w:rFonts w:ascii="Tahoma" w:hAnsi="Tahoma" w:cs="Tahoma"/>
+          <w:sz w:val="24"/>
+          <w:szCs w:val="24"/>
+        </w:rPr>
+        <w:t>da</w:t>
+      </w:r>
+      <w:r>
+        <w:rPr>
+          <w:rFonts w:ascii="Tahoma" w:hAnsi="Tahoma" w:cs="Tahoma"/>
+          <w:sz w:val="24"/>
+          <w:szCs w:val="24"/>
+        </w:rPr>
+        <w:t>ri</w:t>
+      </w:r>
+      <w:proofErr w:type="spellEnd"/>
+      <w:r>
+        <w:rPr>
+          <w:rFonts w:ascii="Tahoma" w:hAnsi="Tahoma" w:cs="Tahoma"/>
+          <w:sz w:val="24"/>
+          <w:szCs w:val="24"/>
+        </w:rPr>
+        <w:t xml:space="preserve"> </w:t>
+      </w:r>
+      <w:proofErr w:type="spellStart"/>
+      <w:r>
+        <w:rPr>
+          <w:rFonts w:ascii="Tahoma" w:hAnsi="Tahoma" w:cs="Tahoma"/>
+          <w:sz w:val="24"/>
+          <w:szCs w:val="24"/>
+        </w:rPr>
+        <w:t>Pengelolaan</w:t>
+      </w:r>
+      <w:proofErr w:type="spellEnd"/>
+      <w:r>
+        <w:rPr>
+          <w:rFonts w:ascii="Tahoma" w:hAnsi="Tahoma" w:cs="Tahoma"/>
+          <w:sz w:val="24"/>
+          <w:szCs w:val="24"/>
+        </w:rPr>
+        <w:t xml:space="preserve"> DAS dan Hutan </w:t>
+      </w:r>
+      <w:proofErr w:type="spellStart"/>
+      <w:r>
+        <w:rPr>
+          <w:rFonts w:ascii="Tahoma" w:hAnsi="Tahoma" w:cs="Tahoma"/>
+          <w:sz w:val="24"/>
+          <w:szCs w:val="24"/>
+        </w:rPr>
+        <w:t>Lindung</w:t>
+      </w:r>
+      <w:proofErr w:type="spellEnd"/>
+      <w:r>
+        <w:rPr>
+          <w:rFonts w:ascii="Tahoma" w:hAnsi="Tahoma" w:cs="Tahoma"/>
+          <w:sz w:val="24"/>
+          <w:szCs w:val="24"/>
+        </w:rPr>
+        <w:t xml:space="preserve"> (BPDAS</w:t>
       </w:r>
       <w:r>
         <w:rPr>
@@ -738,21 +1228,77 @@
         </w:rPr>
         <w:t xml:space="preserve">) </w:t>
       </w:r>
-      <w:r>
-        <w:rPr>
-          <w:rFonts w:ascii="Tahoma" w:hAnsi="Tahoma" w:cs="Tahoma"/>
-          <w:sz w:val="24"/>
-          <w:szCs w:val="24"/>
-        </w:rPr>
-        <w:t>Konaweeha Kementerian Kehutanan</w:t>
-      </w:r>
-      <w:r>
-        <w:rPr>
-          <w:rFonts w:ascii="Tahoma" w:hAnsi="Tahoma" w:cs="Tahoma"/>
-          <w:sz w:val="24"/>
-          <w:szCs w:val="24"/>
-        </w:rPr>
-        <w:t xml:space="preserve"> RI ke Universitas Halu Oleo Kementerian Riset dan Teknologi Pendidikan Tinggi</w:t>
+      <w:proofErr w:type="spellStart"/>
+      <w:r>
+        <w:rPr>
+          <w:rFonts w:ascii="Tahoma" w:hAnsi="Tahoma" w:cs="Tahoma"/>
+          <w:sz w:val="24"/>
+          <w:szCs w:val="24"/>
+        </w:rPr>
+        <w:t>Konaweeha</w:t>
+      </w:r>
+      <w:proofErr w:type="spellEnd"/>
+      <w:r>
+        <w:rPr>
+          <w:rFonts w:ascii="Tahoma" w:hAnsi="Tahoma" w:cs="Tahoma"/>
+          <w:sz w:val="24"/>
+          <w:szCs w:val="24"/>
+        </w:rPr>
+        <w:t xml:space="preserve"> Kementerian Kehutanan RI </w:t>
+      </w:r>
+      <w:proofErr w:type="spellStart"/>
+      <w:r>
+        <w:rPr>
+          <w:rFonts w:ascii="Tahoma" w:hAnsi="Tahoma" w:cs="Tahoma"/>
+          <w:sz w:val="24"/>
+          <w:szCs w:val="24"/>
+        </w:rPr>
+        <w:t>ke</w:t>
+      </w:r>
+      <w:proofErr w:type="spellEnd"/>
+      <w:r>
+        <w:rPr>
+          <w:rFonts w:ascii="Tahoma" w:hAnsi="Tahoma" w:cs="Tahoma"/>
+          <w:sz w:val="24"/>
+          <w:szCs w:val="24"/>
+        </w:rPr>
+        <w:t xml:space="preserve"> Universitas </w:t>
+      </w:r>
+      <w:proofErr w:type="spellStart"/>
+      <w:r>
+        <w:rPr>
+          <w:rFonts w:ascii="Tahoma" w:hAnsi="Tahoma" w:cs="Tahoma"/>
+          <w:sz w:val="24"/>
+          <w:szCs w:val="24"/>
+        </w:rPr>
+        <w:t>Halu</w:t>
+      </w:r>
+      <w:proofErr w:type="spellEnd"/>
+      <w:r>
+        <w:rPr>
+          <w:rFonts w:ascii="Tahoma" w:hAnsi="Tahoma" w:cs="Tahoma"/>
+          <w:sz w:val="24"/>
+          <w:szCs w:val="24"/>
+        </w:rPr>
+        <w:t xml:space="preserve"> Oleo Kementerian Riset dan </w:t>
+      </w:r>
+      <w:proofErr w:type="spellStart"/>
+      <w:r>
+        <w:rPr>
+          <w:rFonts w:ascii="Tahoma" w:hAnsi="Tahoma" w:cs="Tahoma"/>
+          <w:sz w:val="24"/>
+          <w:szCs w:val="24"/>
+        </w:rPr>
+        <w:t>Teknologi</w:t>
+      </w:r>
+      <w:proofErr w:type="spellEnd"/>
+      <w:r>
+        <w:rPr>
+          <w:rFonts w:ascii="Tahoma" w:hAnsi="Tahoma" w:cs="Tahoma"/>
+          <w:sz w:val="24"/>
+          <w:szCs w:val="24"/>
+        </w:rPr>
+        <w:t xml:space="preserve"> Pendidikan Tinggi</w:t>
       </w:r>
     </w:p>
     <w:p>
@@ -775,22 +1321,142 @@
           <w:szCs w:val="24"/>
         </w:rPr>
       </w:pPr>
-      <w:r>
-        <w:rPr>
-          <w:rFonts w:ascii="Tahoma" w:hAnsi="Tahoma" w:cs="Tahoma"/>
-          <w:sz w:val="24"/>
-          <w:szCs w:val="24"/>
-        </w:rPr>
-        <w:t>Sebagai bahan pertimbangan b</w:t>
-      </w:r>
-      <w:r>
-        <w:rPr>
-          <w:rFonts w:ascii="Tahoma" w:hAnsi="Tahoma" w:cs="Tahoma"/>
-          <w:sz w:val="24"/>
-          <w:szCs w:val="24"/>
-        </w:rPr>
-        <w:t>erikut ini saya lampirkan :</w:t>
-      </w:r>
+      <w:proofErr w:type="spellStart"/>
+      <w:r>
+        <w:rPr>
+          <w:rFonts w:ascii="Tahoma" w:hAnsi="Tahoma" w:cs="Tahoma"/>
+          <w:sz w:val="24"/>
+          <w:szCs w:val="24"/>
+        </w:rPr>
+        <w:t>Sebagai</w:t>
+      </w:r>
+      <w:proofErr w:type="spellEnd"/>
+      <w:r>
+        <w:rPr>
+          <w:rFonts w:ascii="Tahoma" w:hAnsi="Tahoma" w:cs="Tahoma"/>
+          <w:sz w:val="24"/>
+          <w:szCs w:val="24"/>
+        </w:rPr>
+        <w:t xml:space="preserve"> </w:t>
+      </w:r>
+      <w:proofErr w:type="spellStart"/>
+      <w:r>
+        <w:rPr>
+          <w:rFonts w:ascii="Tahoma" w:hAnsi="Tahoma" w:cs="Tahoma"/>
+          <w:sz w:val="24"/>
+          <w:szCs w:val="24"/>
+        </w:rPr>
+        <w:t>bahan</w:t>
+      </w:r>
+      <w:proofErr w:type="spellEnd"/>
+      <w:r>
+        <w:rPr>
+          <w:rFonts w:ascii="Tahoma" w:hAnsi="Tahoma" w:cs="Tahoma"/>
+          <w:sz w:val="24"/>
+          <w:szCs w:val="24"/>
+        </w:rPr>
+        <w:t xml:space="preserve"> </w:t>
+      </w:r>
+      <w:proofErr w:type="spellStart"/>
+      <w:r>
+        <w:rPr>
+          <w:rFonts w:ascii="Tahoma" w:hAnsi="Tahoma" w:cs="Tahoma"/>
+          <w:sz w:val="24"/>
+          <w:szCs w:val="24"/>
+        </w:rPr>
+        <w:t>pertimbangan</w:t>
+      </w:r>
+      <w:proofErr w:type="spellEnd"/>
+      <w:r>
+        <w:rPr>
+          <w:rFonts w:ascii="Tahoma" w:hAnsi="Tahoma" w:cs="Tahoma"/>
+          <w:sz w:val="24"/>
+          <w:szCs w:val="24"/>
+        </w:rPr>
+        <w:t xml:space="preserve"> </w:t>
+      </w:r>
+      <w:proofErr w:type="spellStart"/>
+      <w:r>
+        <w:rPr>
+          <w:rFonts w:ascii="Tahoma" w:hAnsi="Tahoma" w:cs="Tahoma"/>
+          <w:sz w:val="24"/>
+          <w:szCs w:val="24"/>
+        </w:rPr>
+        <w:t>b</w:t>
+      </w:r>
+      <w:r>
+        <w:rPr>
+          <w:rFonts w:ascii="Tahoma" w:hAnsi="Tahoma" w:cs="Tahoma"/>
+          <w:sz w:val="24"/>
+          <w:szCs w:val="24"/>
+        </w:rPr>
+        <w:t>erikut</w:t>
+      </w:r>
+      <w:proofErr w:type="spellEnd"/>
+      <w:r>
+        <w:rPr>
+          <w:rFonts w:ascii="Tahoma" w:hAnsi="Tahoma" w:cs="Tahoma"/>
+          <w:sz w:val="24"/>
+          <w:szCs w:val="24"/>
+        </w:rPr>
+        <w:t xml:space="preserve"> </w:t>
+      </w:r>
+      <w:proofErr w:type="spellStart"/>
+      <w:r>
+        <w:rPr>
+          <w:rFonts w:ascii="Tahoma" w:hAnsi="Tahoma" w:cs="Tahoma"/>
+          <w:sz w:val="24"/>
+          <w:szCs w:val="24"/>
+        </w:rPr>
+        <w:t>ini</w:t>
+      </w:r>
+      <w:proofErr w:type="spellEnd"/>
+      <w:r>
+        <w:rPr>
+          <w:rFonts w:ascii="Tahoma" w:hAnsi="Tahoma" w:cs="Tahoma"/>
+          <w:sz w:val="24"/>
+          <w:szCs w:val="24"/>
+        </w:rPr>
+        <w:t xml:space="preserve"> </w:t>
+      </w:r>
+      <w:proofErr w:type="spellStart"/>
+      <w:r>
+        <w:rPr>
+          <w:rFonts w:ascii="Tahoma" w:hAnsi="Tahoma" w:cs="Tahoma"/>
+          <w:sz w:val="24"/>
+          <w:szCs w:val="24"/>
+        </w:rPr>
+        <w:t>saya</w:t>
+      </w:r>
+      <w:proofErr w:type="spellEnd"/>
+      <w:r>
+        <w:rPr>
+          <w:rFonts w:ascii="Tahoma" w:hAnsi="Tahoma" w:cs="Tahoma"/>
+          <w:sz w:val="24"/>
+          <w:szCs w:val="24"/>
+        </w:rPr>
+        <w:t xml:space="preserve"> </w:t>
+      </w:r>
+      <w:proofErr w:type="spellStart"/>
+      <w:proofErr w:type="gramStart"/>
+      <w:r>
+        <w:rPr>
+          <w:rFonts w:ascii="Tahoma" w:hAnsi="Tahoma" w:cs="Tahoma"/>
+          <w:sz w:val="24"/>
+          <w:szCs w:val="24"/>
+        </w:rPr>
+        <w:t>lampirkan</w:t>
+      </w:r>
+      <w:proofErr w:type="spellEnd"/>
+      <w:r>
+        <w:rPr>
+          <w:rFonts w:ascii="Tahoma" w:hAnsi="Tahoma" w:cs="Tahoma"/>
+          <w:sz w:val="24"/>
+          <w:szCs w:val="24"/>
+        </w:rPr>
+        <w:t xml:space="preserve"> :</w:t>
+      </w:r>
+      <w:proofErr w:type="gramEnd"/>
     </w:p>
     <w:p>
       <w:pPr>
@@ -806,37 +1472,265 @@
           <w:szCs w:val="24"/>
         </w:rPr>
       </w:pPr>
-      <w:r>
-        <w:rPr>
-          <w:rFonts w:ascii="Tahoma" w:hAnsi="Tahoma" w:cs="Tahoma"/>
-          <w:sz w:val="24"/>
-          <w:szCs w:val="24"/>
-        </w:rPr>
-        <w:t xml:space="preserve">Rekomendasi </w:t>
-      </w:r>
-      <w:r>
-        <w:rPr>
-          <w:rFonts w:ascii="Tahoma" w:hAnsi="Tahoma" w:cs="Tahoma"/>
-          <w:sz w:val="24"/>
-          <w:szCs w:val="24"/>
-        </w:rPr>
-        <w:t xml:space="preserve">dari Dekan Fakultas Teknik Universitas Halu Oleo (FT-UHO), </w:t>
-      </w:r>
-      <w:r>
-        <w:rPr>
-          <w:rFonts w:ascii="Tahoma" w:hAnsi="Tahoma" w:cs="Tahoma"/>
-          <w:sz w:val="24"/>
-          <w:szCs w:val="24"/>
-        </w:rPr>
-        <w:t xml:space="preserve">Kesediaan Menerima Sebagai Dosen Pada Prodi Teknik Rekayasa Infrastruktur </w:t>
-      </w:r>
-      <w:r>
-        <w:rPr>
-          <w:rFonts w:ascii="Tahoma" w:hAnsi="Tahoma" w:cs="Tahoma"/>
-          <w:sz w:val="24"/>
-          <w:szCs w:val="24"/>
-        </w:rPr>
-        <w:t>dan Lingkungan Pada Fakultas Teknik Universitas Halu Oleo Npmor Surat 1215/ DST/UN29.13/KP/ .08.06/ 2026. Tanggal 27 April 2026</w:t>
+      <w:proofErr w:type="spellStart"/>
+      <w:r>
+        <w:rPr>
+          <w:rFonts w:ascii="Tahoma" w:hAnsi="Tahoma" w:cs="Tahoma"/>
+          <w:sz w:val="24"/>
+          <w:szCs w:val="24"/>
+        </w:rPr>
+        <w:t>Rekomendasi</w:t>
+      </w:r>
+      <w:proofErr w:type="spellEnd"/>
+      <w:r>
+        <w:rPr>
+          <w:rFonts w:ascii="Tahoma" w:hAnsi="Tahoma" w:cs="Tahoma"/>
+          <w:sz w:val="24"/>
+          <w:szCs w:val="24"/>
+        </w:rPr>
+        <w:t xml:space="preserve"> </w:t>
+      </w:r>
+      <w:proofErr w:type="spellStart"/>
+      <w:r>
+        <w:rPr>
+          <w:rFonts w:ascii="Tahoma" w:hAnsi="Tahoma" w:cs="Tahoma"/>
+          <w:sz w:val="24"/>
+          <w:szCs w:val="24"/>
+        </w:rPr>
+        <w:t>dari</w:t>
+      </w:r>
+      <w:proofErr w:type="spellEnd"/>
+      <w:r>
+        <w:rPr>
+          <w:rFonts w:ascii="Tahoma" w:hAnsi="Tahoma" w:cs="Tahoma"/>
+          <w:sz w:val="24"/>
+          <w:szCs w:val="24"/>
+        </w:rPr>
+        <w:t xml:space="preserve"> Dekan </w:t>
+      </w:r>
+      <w:proofErr w:type="spellStart"/>
+      <w:r>
+        <w:rPr>
+          <w:rFonts w:ascii="Tahoma" w:hAnsi="Tahoma" w:cs="Tahoma"/>
+          <w:sz w:val="24"/>
+          <w:szCs w:val="24"/>
+        </w:rPr>
+        <w:t>Fakultas</w:t>
+      </w:r>
+      <w:proofErr w:type="spellEnd"/>
+      <w:r>
+        <w:rPr>
+          <w:rFonts w:ascii="Tahoma" w:hAnsi="Tahoma" w:cs="Tahoma"/>
+          <w:sz w:val="24"/>
+          <w:szCs w:val="24"/>
+        </w:rPr>
+        <w:t xml:space="preserve"> Teknik Universitas </w:t>
+      </w:r>
+      <w:proofErr w:type="spellStart"/>
+      <w:r>
+        <w:rPr>
+          <w:rFonts w:ascii="Tahoma" w:hAnsi="Tahoma" w:cs="Tahoma"/>
+          <w:sz w:val="24"/>
+          <w:szCs w:val="24"/>
+        </w:rPr>
+        <w:t>Halu</w:t>
+      </w:r>
+      <w:proofErr w:type="spellEnd"/>
+      <w:r>
+        <w:rPr>
+          <w:rFonts w:ascii="Tahoma" w:hAnsi="Tahoma" w:cs="Tahoma"/>
+          <w:sz w:val="24"/>
+          <w:szCs w:val="24"/>
+        </w:rPr>
+        <w:t xml:space="preserve"> Oleo (FT-UHO), </w:t>
+      </w:r>
+      <w:proofErr w:type="spellStart"/>
+      <w:r>
+        <w:rPr>
+          <w:rFonts w:ascii="Tahoma" w:hAnsi="Tahoma" w:cs="Tahoma"/>
+          <w:sz w:val="24"/>
+          <w:szCs w:val="24"/>
+        </w:rPr>
+        <w:t>Kesediaan</w:t>
+      </w:r>
+      <w:proofErr w:type="spellEnd"/>
+      <w:r>
+        <w:rPr>
+          <w:rFonts w:ascii="Tahoma" w:hAnsi="Tahoma" w:cs="Tahoma"/>
+          <w:sz w:val="24"/>
+          <w:szCs w:val="24"/>
+        </w:rPr>
+        <w:t xml:space="preserve"> </w:t>
+      </w:r>
+      <w:proofErr w:type="spellStart"/>
+      <w:r>
+        <w:rPr>
+          <w:rFonts w:ascii="Tahoma" w:hAnsi="Tahoma" w:cs="Tahoma"/>
+          <w:sz w:val="24"/>
+          <w:szCs w:val="24"/>
+        </w:rPr>
+        <w:t>Menerima</w:t>
+      </w:r>
+      <w:proofErr w:type="spellEnd"/>
+      <w:r>
+        <w:rPr>
+          <w:rFonts w:ascii="Tahoma" w:hAnsi="Tahoma" w:cs="Tahoma"/>
+          <w:sz w:val="24"/>
+          <w:szCs w:val="24"/>
+        </w:rPr>
+        <w:t xml:space="preserve"> </w:t>
+      </w:r>
+      <w:proofErr w:type="spellStart"/>
+      <w:r>
+        <w:rPr>
+          <w:rFonts w:ascii="Tahoma" w:hAnsi="Tahoma" w:cs="Tahoma"/>
+          <w:sz w:val="24"/>
+          <w:szCs w:val="24"/>
+        </w:rPr>
+        <w:t>Sebagai</w:t>
+      </w:r>
+      <w:proofErr w:type="spellEnd"/>
+      <w:r>
+        <w:rPr>
+          <w:rFonts w:ascii="Tahoma" w:hAnsi="Tahoma" w:cs="Tahoma"/>
+          <w:sz w:val="24"/>
+          <w:szCs w:val="24"/>
+        </w:rPr>
+        <w:t xml:space="preserve"> Dosen Pada Prodi Teknik </w:t>
+      </w:r>
+      <w:proofErr w:type="spellStart"/>
+      <w:r>
+        <w:rPr>
+          <w:rFonts w:ascii="Tahoma" w:hAnsi="Tahoma" w:cs="Tahoma"/>
+          <w:sz w:val="24"/>
+          <w:szCs w:val="24"/>
+        </w:rPr>
+        <w:t>Rekayasa</w:t>
+      </w:r>
+      <w:proofErr w:type="spellEnd"/>
+      <w:r>
+        <w:rPr>
+          <w:rFonts w:ascii="Tahoma" w:hAnsi="Tahoma" w:cs="Tahoma"/>
+          <w:sz w:val="24"/>
+          <w:szCs w:val="24"/>
+        </w:rPr>
+        <w:t xml:space="preserve"> </w:t>
+      </w:r>
+      <w:proofErr w:type="spellStart"/>
+      <w:r>
+        <w:rPr>
+          <w:rFonts w:ascii="Tahoma" w:hAnsi="Tahoma" w:cs="Tahoma"/>
+          <w:sz w:val="24"/>
+          <w:szCs w:val="24"/>
+        </w:rPr>
+        <w:t>Infrastruktur</w:t>
+      </w:r>
+      <w:proofErr w:type="spellEnd"/>
+      <w:r>
+        <w:rPr>
+          <w:rFonts w:ascii="Tahoma" w:hAnsi="Tahoma" w:cs="Tahoma"/>
+          <w:sz w:val="24"/>
+          <w:szCs w:val="24"/>
+        </w:rPr>
+        <w:t xml:space="preserve"> </w:t>
+      </w:r>
+      <w:r>
+        <w:rPr>
+          <w:rFonts w:ascii="Tahoma" w:hAnsi="Tahoma" w:cs="Tahoma"/>
+          <w:sz w:val="24"/>
+          <w:szCs w:val="24"/>
+        </w:rPr>
+        <w:t xml:space="preserve">dan </w:t>
+      </w:r>
+      <w:proofErr w:type="spellStart"/>
+      <w:r>
+        <w:rPr>
+          <w:rFonts w:ascii="Tahoma" w:hAnsi="Tahoma" w:cs="Tahoma"/>
+          <w:sz w:val="24"/>
+          <w:szCs w:val="24"/>
+        </w:rPr>
+        <w:t>Lingkungan</w:t>
+      </w:r>
+      <w:proofErr w:type="spellEnd"/>
+      <w:r>
+        <w:rPr>
+          <w:rFonts w:ascii="Tahoma" w:hAnsi="Tahoma" w:cs="Tahoma"/>
+          <w:sz w:val="24"/>
+          <w:szCs w:val="24"/>
+        </w:rPr>
+        <w:t xml:space="preserve"> Pada </w:t>
+      </w:r>
+      <w:proofErr w:type="spellStart"/>
+      <w:r>
+        <w:rPr>
+          <w:rFonts w:ascii="Tahoma" w:hAnsi="Tahoma" w:cs="Tahoma"/>
+          <w:sz w:val="24"/>
+          <w:szCs w:val="24"/>
+        </w:rPr>
+        <w:t>Fakultas</w:t>
+      </w:r>
+      <w:proofErr w:type="spellEnd"/>
+      <w:r>
+        <w:rPr>
+          <w:rFonts w:ascii="Tahoma" w:hAnsi="Tahoma" w:cs="Tahoma"/>
+          <w:sz w:val="24"/>
+          <w:szCs w:val="24"/>
+        </w:rPr>
+        <w:t xml:space="preserve"> Teknik Universitas </w:t>
+      </w:r>
+      <w:proofErr w:type="spellStart"/>
+      <w:r>
+        <w:rPr>
+          <w:rFonts w:ascii="Tahoma" w:hAnsi="Tahoma" w:cs="Tahoma"/>
+          <w:sz w:val="24"/>
+          <w:szCs w:val="24"/>
+        </w:rPr>
+        <w:t>Halu</w:t>
+      </w:r>
+      <w:proofErr w:type="spellEnd"/>
+      <w:r>
+        <w:rPr>
+          <w:rFonts w:ascii="Tahoma" w:hAnsi="Tahoma" w:cs="Tahoma"/>
+          <w:sz w:val="24"/>
+          <w:szCs w:val="24"/>
+        </w:rPr>
+        <w:t xml:space="preserve"> Oleo </w:t>
+      </w:r>
+      <w:proofErr w:type="spellStart"/>
+      <w:r>
+        <w:rPr>
+          <w:rFonts w:ascii="Tahoma" w:hAnsi="Tahoma" w:cs="Tahoma"/>
+          <w:sz w:val="24"/>
+          <w:szCs w:val="24"/>
+        </w:rPr>
+        <w:t>Npmor</w:t>
+      </w:r>
+      <w:proofErr w:type="spellEnd"/>
+      <w:r>
+        <w:rPr>
+          <w:rFonts w:ascii="Tahoma" w:hAnsi="Tahoma" w:cs="Tahoma"/>
+          <w:sz w:val="24"/>
+          <w:szCs w:val="24"/>
+        </w:rPr>
+        <w:t xml:space="preserve"> Surat 1215/ DST/UN29.13/KP/ .08.06/ 2026. </w:t>
+      </w:r>
+      <w:proofErr w:type="spellStart"/>
+      <w:r>
+        <w:rPr>
+          <w:rFonts w:ascii="Tahoma" w:hAnsi="Tahoma" w:cs="Tahoma"/>
+          <w:sz w:val="24"/>
+          <w:szCs w:val="24"/>
+        </w:rPr>
+        <w:t>Tanggal</w:t>
+      </w:r>
+      <w:proofErr w:type="spellEnd"/>
+      <w:r>
+        <w:rPr>
+          <w:rFonts w:ascii="Tahoma" w:hAnsi="Tahoma" w:cs="Tahoma"/>
+          <w:sz w:val="24"/>
+          <w:szCs w:val="24"/>
+        </w:rPr>
+        <w:t xml:space="preserve"> 27 April 2026</w:t>
       </w:r>
     </w:p>
     <w:p>
@@ -853,13 +1747,159 @@
           <w:szCs w:val="24"/>
         </w:rPr>
       </w:pPr>
-      <w:r>
-        <w:rPr>
-          <w:rFonts w:ascii="Tahoma" w:hAnsi="Tahoma" w:cs="Tahoma"/>
-          <w:sz w:val="24"/>
-          <w:szCs w:val="24"/>
-        </w:rPr>
-        <w:t>Persetujuan Mutasi (Lolos Butuh) dari Rektor Universitas Halu Oleo, Kendari, Sulawesi Tenggara, Nomor : 84/DST/UN29/KP.08.06/ 2026, tanggal 26 Juni 2026</w:t>
+      <w:proofErr w:type="spellStart"/>
+      <w:r>
+        <w:rPr>
+          <w:rFonts w:ascii="Tahoma" w:hAnsi="Tahoma" w:cs="Tahoma"/>
+          <w:sz w:val="24"/>
+          <w:szCs w:val="24"/>
+        </w:rPr>
+        <w:t>Persetujuan</w:t>
+      </w:r>
+      <w:proofErr w:type="spellEnd"/>
+      <w:r>
+        <w:rPr>
+          <w:rFonts w:ascii="Tahoma" w:hAnsi="Tahoma" w:cs="Tahoma"/>
+          <w:sz w:val="24"/>
+          <w:szCs w:val="24"/>
+        </w:rPr>
+        <w:t xml:space="preserve"> </w:t>
+      </w:r>
+      <w:proofErr w:type="spellStart"/>
+      <w:r>
+        <w:rPr>
+          <w:rFonts w:ascii="Tahoma" w:hAnsi="Tahoma" w:cs="Tahoma"/>
+          <w:sz w:val="24"/>
+          <w:szCs w:val="24"/>
+        </w:rPr>
+        <w:t>Mutasi</w:t>
+      </w:r>
+      <w:proofErr w:type="spellEnd"/>
+      <w:r>
+        <w:rPr>
+          <w:rFonts w:ascii="Tahoma" w:hAnsi="Tahoma" w:cs="Tahoma"/>
+          <w:sz w:val="24"/>
+          <w:szCs w:val="24"/>
+        </w:rPr>
+        <w:t xml:space="preserve"> (Lolos </w:t>
+      </w:r>
+      <w:proofErr w:type="spellStart"/>
+      <w:r>
+        <w:rPr>
+          <w:rFonts w:ascii="Tahoma" w:hAnsi="Tahoma" w:cs="Tahoma"/>
+          <w:sz w:val="24"/>
+          <w:szCs w:val="24"/>
+        </w:rPr>
+        <w:t>Butuh</w:t>
+      </w:r>
+      <w:proofErr w:type="spellEnd"/>
+      <w:r>
+        <w:rPr>
+          <w:rFonts w:ascii="Tahoma" w:hAnsi="Tahoma" w:cs="Tahoma"/>
+          <w:sz w:val="24"/>
+          <w:szCs w:val="24"/>
+        </w:rPr>
+        <w:t xml:space="preserve">) </w:t>
+      </w:r>
+      <w:proofErr w:type="spellStart"/>
+      <w:r>
+        <w:rPr>
+          <w:rFonts w:ascii="Tahoma" w:hAnsi="Tahoma" w:cs="Tahoma"/>
+          <w:sz w:val="24"/>
+          <w:szCs w:val="24"/>
+        </w:rPr>
+        <w:t>dari</w:t>
+      </w:r>
+      <w:proofErr w:type="spellEnd"/>
+      <w:r>
+        <w:rPr>
+          <w:rFonts w:ascii="Tahoma" w:hAnsi="Tahoma" w:cs="Tahoma"/>
+          <w:sz w:val="24"/>
+          <w:szCs w:val="24"/>
+        </w:rPr>
+        <w:t xml:space="preserve"> </w:t>
+      </w:r>
+      <w:proofErr w:type="spellStart"/>
+      <w:r>
+        <w:rPr>
+          <w:rFonts w:ascii="Tahoma" w:hAnsi="Tahoma" w:cs="Tahoma"/>
+          <w:sz w:val="24"/>
+          <w:szCs w:val="24"/>
+        </w:rPr>
+        <w:t>Rektor</w:t>
+      </w:r>
+      <w:proofErr w:type="spellEnd"/>
+      <w:r>
+        <w:rPr>
+          <w:rFonts w:ascii="Tahoma" w:hAnsi="Tahoma" w:cs="Tahoma"/>
+          <w:sz w:val="24"/>
+          <w:szCs w:val="24"/>
+        </w:rPr>
+        <w:t xml:space="preserve"> Universitas </w:t>
+      </w:r>
+      <w:proofErr w:type="spellStart"/>
+      <w:r>
+        <w:rPr>
+          <w:rFonts w:ascii="Tahoma" w:hAnsi="Tahoma" w:cs="Tahoma"/>
+          <w:sz w:val="24"/>
+          <w:szCs w:val="24"/>
+        </w:rPr>
+        <w:t>Halu</w:t>
+      </w:r>
+      <w:proofErr w:type="spellEnd"/>
+      <w:r>
+        <w:rPr>
+          <w:rFonts w:ascii="Tahoma" w:hAnsi="Tahoma" w:cs="Tahoma"/>
+          <w:sz w:val="24"/>
+          <w:szCs w:val="24"/>
+        </w:rPr>
+        <w:t xml:space="preserve"> Oleo, Kendari, Sulawesi Tenggara, </w:t>
+      </w:r>
+      <w:proofErr w:type="spellStart"/>
+      <w:proofErr w:type="gramStart"/>
+      <w:r>
+        <w:rPr>
+          <w:rFonts w:ascii="Tahoma" w:hAnsi="Tahoma" w:cs="Tahoma"/>
+          <w:sz w:val="24"/>
+          <w:szCs w:val="24"/>
+        </w:rPr>
+        <w:t>Nomor</w:t>
+      </w:r>
+      <w:proofErr w:type="spellEnd"/>
+      <w:r>
+        <w:rPr>
+          <w:rFonts w:ascii="Tahoma" w:hAnsi="Tahoma" w:cs="Tahoma"/>
+          <w:sz w:val="24"/>
+          <w:szCs w:val="24"/>
+        </w:rPr>
+        <w:t xml:space="preserve"> :</w:t>
+      </w:r>
+      <w:proofErr w:type="gramEnd"/>
+      <w:r>
+        <w:rPr>
+          <w:rFonts w:ascii="Tahoma" w:hAnsi="Tahoma" w:cs="Tahoma"/>
+          <w:sz w:val="24"/>
+          <w:szCs w:val="24"/>
+        </w:rPr>
+        <w:t xml:space="preserve"> 84/DST/UN29/KP.08.06/ 2026, </w:t>
+      </w:r>
+      <w:proofErr w:type="spellStart"/>
+      <w:r>
+        <w:rPr>
+          <w:rFonts w:ascii="Tahoma" w:hAnsi="Tahoma" w:cs="Tahoma"/>
+          <w:sz w:val="24"/>
+          <w:szCs w:val="24"/>
+        </w:rPr>
+        <w:t>tanggal</w:t>
+      </w:r>
+      <w:proofErr w:type="spellEnd"/>
+      <w:r>
+        <w:rPr>
+          <w:rFonts w:ascii="Tahoma" w:hAnsi="Tahoma" w:cs="Tahoma"/>
+          <w:sz w:val="24"/>
+          <w:szCs w:val="24"/>
+        </w:rPr>
+        <w:t xml:space="preserve"> 26 Juni 2026</w:t>
       </w:r>
     </w:p>
     <w:p>
@@ -882,7 +1922,61 @@
           <w:sz w:val="24"/>
           <w:szCs w:val="24"/>
         </w:rPr>
-        <w:t>Fotocopy SK PNS pangkat terakhir, Penata/IIIc</w:t>
+        <w:t xml:space="preserve">Fotocopy SK PNS </w:t>
+      </w:r>
+      <w:proofErr w:type="spellStart"/>
+      <w:r>
+        <w:rPr>
+          <w:rFonts w:ascii="Tahoma" w:hAnsi="Tahoma" w:cs="Tahoma"/>
+          <w:sz w:val="24"/>
+          <w:szCs w:val="24"/>
+        </w:rPr>
+        <w:t>pangkat</w:t>
+      </w:r>
+      <w:proofErr w:type="spellEnd"/>
+      <w:r>
+        <w:rPr>
+          <w:rFonts w:ascii="Tahoma" w:hAnsi="Tahoma" w:cs="Tahoma"/>
+          <w:sz w:val="24"/>
+          <w:szCs w:val="24"/>
+        </w:rPr>
+        <w:t xml:space="preserve"> </w:t>
+      </w:r>
+      <w:proofErr w:type="spellStart"/>
+      <w:r>
+        <w:rPr>
+          <w:rFonts w:ascii="Tahoma" w:hAnsi="Tahoma" w:cs="Tahoma"/>
+          <w:sz w:val="24"/>
+          <w:szCs w:val="24"/>
+        </w:rPr>
+        <w:t>terakhir</w:t>
+      </w:r>
+      <w:proofErr w:type="spellEnd"/>
+      <w:r>
+        <w:rPr>
+          <w:rFonts w:ascii="Tahoma" w:hAnsi="Tahoma" w:cs="Tahoma"/>
+          <w:sz w:val="24"/>
+          <w:szCs w:val="24"/>
+        </w:rPr>
+        <w:t xml:space="preserve">, </w:t>
+      </w:r>
+      <w:proofErr w:type="spellStart"/>
+      <w:r>
+        <w:rPr>
+          <w:rFonts w:ascii="Tahoma" w:hAnsi="Tahoma" w:cs="Tahoma"/>
+          <w:sz w:val="24"/>
+          <w:szCs w:val="24"/>
+        </w:rPr>
+        <w:t>Penata</w:t>
+      </w:r>
+      <w:proofErr w:type="spellEnd"/>
+      <w:r>
+        <w:rPr>
+          <w:rFonts w:ascii="Tahoma" w:hAnsi="Tahoma" w:cs="Tahoma"/>
+          <w:sz w:val="24"/>
+          <w:szCs w:val="24"/>
+        </w:rPr>
+        <w:t>/IIIc</w:t>
       </w:r>
     </w:p>
     <w:p>
@@ -906,13 +2000,203 @@
           <w:szCs w:val="24"/>
         </w:rPr>
       </w:pPr>
-      <w:r>
-        <w:rPr>
-          <w:rFonts w:ascii="Tahoma" w:hAnsi="Tahoma" w:cs="Tahoma"/>
-          <w:sz w:val="24"/>
-          <w:szCs w:val="24"/>
-        </w:rPr>
-        <w:t>Demikian permohonan ini saya ajukan, atas perhatian dan bantuan Bapak diucapkan terima kasih.</w:t>
+      <w:proofErr w:type="spellStart"/>
+      <w:r>
+        <w:rPr>
+          <w:rFonts w:ascii="Tahoma" w:hAnsi="Tahoma" w:cs="Tahoma"/>
+          <w:sz w:val="24"/>
+          <w:szCs w:val="24"/>
+        </w:rPr>
+        <w:t>Demikian</w:t>
+      </w:r>
+      <w:proofErr w:type="spellEnd"/>
+      <w:r>
+        <w:rPr>
+          <w:rFonts w:ascii="Tahoma" w:hAnsi="Tahoma" w:cs="Tahoma"/>
+          <w:sz w:val="24"/>
+          <w:szCs w:val="24"/>
+        </w:rPr>
+        <w:t xml:space="preserve"> </w:t>
+      </w:r>
+      <w:proofErr w:type="spellStart"/>
+      <w:r>
+        <w:rPr>
+          <w:rFonts w:ascii="Tahoma" w:hAnsi="Tahoma" w:cs="Tahoma"/>
+          <w:sz w:val="24"/>
+          <w:szCs w:val="24"/>
+        </w:rPr>
+        <w:t>permohonan</w:t>
+      </w:r>
+      <w:proofErr w:type="spellEnd"/>
+      <w:r>
+        <w:rPr>
+          <w:rFonts w:ascii="Tahoma" w:hAnsi="Tahoma" w:cs="Tahoma"/>
+          <w:sz w:val="24"/>
+          <w:szCs w:val="24"/>
+        </w:rPr>
+        <w:t xml:space="preserve"> </w:t>
+      </w:r>
+      <w:proofErr w:type="spellStart"/>
+      <w:r>
+        <w:rPr>
+          <w:rFonts w:ascii="Tahoma" w:hAnsi="Tahoma" w:cs="Tahoma"/>
+          <w:sz w:val="24"/>
+          <w:szCs w:val="24"/>
+        </w:rPr>
+        <w:t>ini</w:t>
+      </w:r>
+      <w:proofErr w:type="spellEnd"/>
+      <w:r>
+        <w:rPr>
+          <w:rFonts w:ascii="Tahoma" w:hAnsi="Tahoma" w:cs="Tahoma"/>
+          <w:sz w:val="24"/>
+          <w:szCs w:val="24"/>
+        </w:rPr>
+        <w:t xml:space="preserve"> </w:t>
+      </w:r>
+      <w:proofErr w:type="spellStart"/>
+      <w:r>
+        <w:rPr>
+          <w:rFonts w:ascii="Tahoma" w:hAnsi="Tahoma" w:cs="Tahoma"/>
+          <w:sz w:val="24"/>
+          <w:szCs w:val="24"/>
+        </w:rPr>
+        <w:t>saya</w:t>
+      </w:r>
+      <w:proofErr w:type="spellEnd"/>
+      <w:r>
+        <w:rPr>
+          <w:rFonts w:ascii="Tahoma" w:hAnsi="Tahoma" w:cs="Tahoma"/>
+          <w:sz w:val="24"/>
+          <w:szCs w:val="24"/>
+        </w:rPr>
+        <w:t xml:space="preserve"> </w:t>
+      </w:r>
+      <w:proofErr w:type="spellStart"/>
+      <w:r>
+        <w:rPr>
+          <w:rFonts w:ascii="Tahoma" w:hAnsi="Tahoma" w:cs="Tahoma"/>
+          <w:sz w:val="24"/>
+          <w:szCs w:val="24"/>
+        </w:rPr>
+        <w:t>ajukan</w:t>
+      </w:r>
+      <w:proofErr w:type="spellEnd"/>
+      <w:r>
+        <w:rPr>
+          <w:rFonts w:ascii="Tahoma" w:hAnsi="Tahoma" w:cs="Tahoma"/>
+          <w:sz w:val="24"/>
+          <w:szCs w:val="24"/>
+        </w:rPr>
+        <w:t xml:space="preserve">, </w:t>
+      </w:r>
+      <w:proofErr w:type="spellStart"/>
+      <w:r>
+        <w:rPr>
+          <w:rFonts w:ascii="Tahoma" w:hAnsi="Tahoma" w:cs="Tahoma"/>
+          <w:sz w:val="24"/>
+          <w:szCs w:val="24"/>
+        </w:rPr>
+        <w:t>atas</w:t>
+      </w:r>
+      <w:proofErr w:type="spellEnd"/>
+      <w:r>
+        <w:rPr>
+          <w:rFonts w:ascii="Tahoma" w:hAnsi="Tahoma" w:cs="Tahoma"/>
+          <w:sz w:val="24"/>
+          <w:szCs w:val="24"/>
+        </w:rPr>
+        <w:t xml:space="preserve"> </w:t>
+      </w:r>
+      <w:proofErr w:type="spellStart"/>
+      <w:r>
+        <w:rPr>
+          <w:rFonts w:ascii="Tahoma" w:hAnsi="Tahoma" w:cs="Tahoma"/>
+          <w:sz w:val="24"/>
+          <w:szCs w:val="24"/>
+        </w:rPr>
+        <w:t>perhatian</w:t>
+      </w:r>
+      <w:proofErr w:type="spellEnd"/>
+      <w:r>
+        <w:rPr>
+          <w:rFonts w:ascii="Tahoma" w:hAnsi="Tahoma" w:cs="Tahoma"/>
+          <w:sz w:val="24"/>
+          <w:szCs w:val="24"/>
+        </w:rPr>
+        <w:t xml:space="preserve"> dan </w:t>
+      </w:r>
+      <w:proofErr w:type="spellStart"/>
+      <w:r>
+        <w:rPr>
+          <w:rFonts w:ascii="Tahoma" w:hAnsi="Tahoma" w:cs="Tahoma"/>
+          <w:sz w:val="24"/>
+          <w:szCs w:val="24"/>
+        </w:rPr>
+        <w:t>bantuan</w:t>
+      </w:r>
+      <w:proofErr w:type="spellEnd"/>
+      <w:r>
+        <w:rPr>
+          <w:rFonts w:ascii="Tahoma" w:hAnsi="Tahoma" w:cs="Tahoma"/>
+          <w:sz w:val="24"/>
+          <w:szCs w:val="24"/>
+        </w:rPr>
+        <w:t xml:space="preserve"> Bapak </w:t>
+      </w:r>
+      <w:proofErr w:type="spellStart"/>
+      <w:r>
+        <w:rPr>
+          <w:rFonts w:ascii="Tahoma" w:hAnsi="Tahoma" w:cs="Tahoma"/>
+          <w:sz w:val="24"/>
+          <w:szCs w:val="24"/>
+        </w:rPr>
+        <w:t>diucapkan</w:t>
+      </w:r>
+      <w:proofErr w:type="spellEnd"/>
+      <w:r>
+        <w:rPr>
+          <w:rFonts w:ascii="Tahoma" w:hAnsi="Tahoma" w:cs="Tahoma"/>
+          <w:sz w:val="24"/>
+          <w:szCs w:val="24"/>
+        </w:rPr>
+        <w:t xml:space="preserve"> </w:t>
+      </w:r>
+      <w:proofErr w:type="spellStart"/>
+      <w:r>
+        <w:rPr>
+          <w:rFonts w:ascii="Tahoma" w:hAnsi="Tahoma" w:cs="Tahoma"/>
+          <w:sz w:val="24"/>
+          <w:szCs w:val="24"/>
+        </w:rPr>
+        <w:t>terima</w:t>
+      </w:r>
+      <w:proofErr w:type="spellEnd"/>
+      <w:r>
+        <w:rPr>
+          <w:rFonts w:ascii="Tahoma" w:hAnsi="Tahoma" w:cs="Tahoma"/>
+          <w:sz w:val="24"/>
+          <w:szCs w:val="24"/>
+        </w:rPr>
+        <w:t xml:space="preserve"> </w:t>
+      </w:r>
+      <w:proofErr w:type="spellStart"/>
+      <w:r>
+        <w:rPr>
+          <w:rFonts w:ascii="Tahoma" w:hAnsi="Tahoma" w:cs="Tahoma"/>
+          <w:sz w:val="24"/>
+          <w:szCs w:val="24"/>
+        </w:rPr>
+        <w:t>kasih</w:t>
+      </w:r>
+      <w:proofErr w:type="spellEnd"/>
+      <w:r>
+        <w:rPr>
+          <w:rFonts w:ascii="Tahoma" w:hAnsi="Tahoma" w:cs="Tahoma"/>
+          <w:sz w:val="24"/>
+          <w:szCs w:val="24"/>
+        </w:rPr>
+        <w:t>.</w:t>
       </w:r>
     </w:p>
     <w:p>
@@ -929,7 +2213,43 @@
     <w:p>
       <w:pPr>
         <w:spacing w:after="0"/>
-        <w:jc w:val="both"/>
+        <w:ind w:firstLine="5670"/>
+        <w:rPr>
+          <w:rFonts w:ascii="Tahoma" w:hAnsi="Tahoma" w:cs="Tahoma"/>
+          <w:sz w:val="24"/>
+          <w:szCs w:val="24"/>
+        </w:rPr>
+      </w:pPr>
+      <w:r>
+        <w:rPr>
+          <w:rFonts w:ascii="Tahoma" w:hAnsi="Tahoma" w:cs="Tahoma"/>
+          <w:sz w:val="24"/>
+          <w:szCs w:val="24"/>
+        </w:rPr>
+        <w:t>Yang Bermohon</w:t>
+      </w:r>
+      <w:r>
+        <w:rPr>
+          <w:rFonts w:ascii="Tahoma" w:hAnsi="Tahoma" w:cs="Tahoma"/>
+          <w:sz w:val="24"/>
+          <w:szCs w:val="24"/>
+        </w:rPr>
+        <w:t>,</w:t>
+      </w:r>
+    </w:p>
+    <w:p>
+      <w:pPr>
+        <w:spacing w:after="0"/>
+        <w:rPr>
+          <w:rFonts w:ascii="Tahoma" w:hAnsi="Tahoma" w:cs="Tahoma"/>
+          <w:sz w:val="24"/>
+          <w:szCs w:val="24"/>
+        </w:rPr>
+      </w:pPr>
+    </w:p>
+    <w:p>
+      <w:pPr>
+        <w:spacing w:after="0"/>
         <w:rPr>
           <w:rFonts w:ascii="Tahoma" w:hAnsi="Tahoma" w:cs="Tahoma"/>
           <w:sz w:val="24"/>
@@ -943,56 +2263,58 @@
         <w:ind w:firstLine="5670"/>
         <w:rPr>
           <w:rFonts w:ascii="Tahoma" w:hAnsi="Tahoma" w:cs="Tahoma"/>
-          <w:sz w:val="24"/>
-          <w:szCs w:val="24"/>
-        </w:rPr>
-      </w:pPr>
-      <w:r>
-        <w:rPr>
-          <w:rFonts w:ascii="Tahoma" w:hAnsi="Tahoma" w:cs="Tahoma"/>
-          <w:sz w:val="24"/>
-          <w:szCs w:val="24"/>
-        </w:rPr>
-        <w:t>Yang Bermohon</w:t>
-      </w:r>
-      <w:r>
-        <w:rPr>
-          <w:rFonts w:ascii="Tahoma" w:hAnsi="Tahoma" w:cs="Tahoma"/>
-          <w:sz w:val="24"/>
-          <w:szCs w:val="24"/>
-        </w:rPr>
-        <w:t>,</w:t>
-      </w:r>
-    </w:p>
-    <w:p>
-      <w:pPr>
-        <w:spacing w:after="0"/>
-        <w:rPr>
-          <w:rFonts w:ascii="Tahoma" w:hAnsi="Tahoma" w:cs="Tahoma"/>
-          <w:sz w:val="24"/>
-          <w:szCs w:val="24"/>
-        </w:rPr>
-      </w:pPr>
-    </w:p>
-    <w:p>
-      <w:pPr>
-        <w:spacing w:after="0"/>
-        <w:rPr>
-          <w:rFonts w:ascii="Tahoma" w:hAnsi="Tahoma" w:cs="Tahoma"/>
-          <w:sz w:val="24"/>
-          <w:szCs w:val="24"/>
-        </w:rPr>
-      </w:pPr>
-    </w:p>
-    <w:p>
-      <w:pPr>
-        <w:spacing w:after="0"/>
-        <w:rPr>
-          <w:rFonts w:ascii="Tahoma" w:hAnsi="Tahoma" w:cs="Tahoma"/>
-          <w:sz w:val="24"/>
-          <w:szCs w:val="24"/>
-        </w:rPr>
-      </w:pPr>
+          <w:b/>
+          <w:sz w:val="24"/>
+          <w:szCs w:val="24"/>
+          <w:u w:val="single"/>
+        </w:rPr>
+      </w:pPr>
+      <w:r>
+        <w:rPr>
+          <w:rFonts w:ascii="Tahoma" w:hAnsi="Tahoma" w:cs="Tahoma"/>
+          <w:b/>
+          <w:sz w:val="24"/>
+          <w:szCs w:val="24"/>
+          <w:u w:val="single"/>
+        </w:rPr>
+        <w:t xml:space="preserve">Putri Wulan, </w:t>
+      </w:r>
+      <w:proofErr w:type="spellStart"/>
+      <w:r>
+        <w:rPr>
+          <w:rFonts w:ascii="Tahoma" w:hAnsi="Tahoma" w:cs="Tahoma"/>
+          <w:b/>
+          <w:sz w:val="24"/>
+          <w:szCs w:val="24"/>
+          <w:u w:val="single"/>
+        </w:rPr>
+        <w:t>S.Si</w:t>
+      </w:r>
+      <w:proofErr w:type="spellEnd"/>
+      <w:r>
+        <w:rPr>
+          <w:rFonts w:ascii="Tahoma" w:hAnsi="Tahoma" w:cs="Tahoma"/>
+          <w:b/>
+          <w:sz w:val="24"/>
+          <w:szCs w:val="24"/>
+          <w:u w:val="single"/>
+        </w:rPr>
+        <w:t xml:space="preserve">., </w:t>
+      </w:r>
+      <w:proofErr w:type="spellStart"/>
+      <w:proofErr w:type="gramStart"/>
+      <w:r>
+        <w:rPr>
+          <w:rFonts w:ascii="Tahoma" w:hAnsi="Tahoma" w:cs="Tahoma"/>
+          <w:b/>
+          <w:sz w:val="24"/>
+          <w:szCs w:val="24"/>
+          <w:u w:val="single"/>
+        </w:rPr>
+        <w:t>M.Eng</w:t>
+      </w:r>
+      <w:proofErr w:type="spellEnd"/>
+      <w:proofErr w:type="gramEnd"/>
     </w:p>
     <w:p>
       <w:pPr>
@@ -1000,29 +2322,6 @@
         <w:ind w:firstLine="5670"/>
         <w:rPr>
           <w:rFonts w:ascii="Tahoma" w:hAnsi="Tahoma" w:cs="Tahoma"/>
-          <w:b/>
-          <w:sz w:val="24"/>
-          <w:szCs w:val="24"/>
-          <w:u w:val="single"/>
-        </w:rPr>
-      </w:pPr>
-      <w:r>
-        <w:rPr>
-          <w:rFonts w:ascii="Tahoma" w:hAnsi="Tahoma" w:cs="Tahoma"/>
-          <w:b/>
-          <w:sz w:val="24"/>
-          <w:szCs w:val="24"/>
-          <w:u w:val="single"/>
-        </w:rPr>
-        <w:t>Putri Wulan, S.Si., M.Eng</w:t>
-      </w:r>
-    </w:p>
-    <w:p>
-      <w:pPr>
-        <w:spacing w:after="0"/>
-        <w:ind w:firstLine="5670"/>
-        <w:rPr>
-          <w:rFonts w:ascii="Tahoma" w:hAnsi="Tahoma" w:cs="Tahoma"/>
           <w:sz w:val="24"/>
           <w:szCs w:val="24"/>
           <w:lang w:val="id-ID"/>
@@ -1056,7 +2355,7 @@
     </w:p>
     <w:sectPr>
       <w:pgSz w:w="12242" w:h="20163" w:code="5"/>
-      <w:pgMar w:top="1440" w:right="1440" w:bottom="1440" w:left="1440" w:header="709" w:footer="709" w:gutter="0"/>
+      <w:pgMar w:top="1440" w:right="1440" w:bottom="2268" w:left="1440" w:header="709" w:footer="709" w:gutter="0"/>
       <w:cols w:space="708"/>
       <w:docGrid w:linePitch="360"/>
     </w:sectPr>
